--- a/zht/docx/187.content.docx
+++ b/zht/docx/187.content.docx
@@ -396,18 +396,12 @@
           <w:lang w:val="zh_TW" w:bidi="zh_TW"/>
         </w:rPr>
       </w:r>
-      <w:hyperlink r:id="rId13">
-        <w:r>
-          <w:rPr>
-            <w:lang w:val="zh_TW" w:bidi="zh_TW"/>
-          </w:rPr>
-          <w:rPr>
-            <w:color w:val="0000EE"/>
-            <w:u w:val="single"/>
-          </w:rPr>
-          <w:t>希伯來書12:2</w:t>
-        </w:r>
-      </w:hyperlink>
+      <w:r>
+        <w:rPr>
+          <w:lang w:val="zh_TW" w:bidi="zh_TW"/>
+        </w:rPr>
+        <w:t>希伯來書12:2</w:t>
+      </w:r>
     </w:p>
     <w:p>
       <w:pPr>
@@ -420,18 +414,12 @@
           <w:lang w:val="zh_TW" w:bidi="zh_TW"/>
         </w:rPr>
       </w:r>
-      <w:hyperlink r:id="rId14">
-        <w:r>
-          <w:rPr>
-            <w:lang w:val="zh_TW" w:bidi="zh_TW"/>
-          </w:rPr>
-          <w:rPr>
-            <w:color w:val="0000EE"/>
-            <w:u w:val="single"/>
-          </w:rPr>
-          <w:t>雅各書3:2</w:t>
-        </w:r>
-      </w:hyperlink>
+      <w:r>
+        <w:rPr>
+          <w:lang w:val="zh_TW" w:bidi="zh_TW"/>
+        </w:rPr>
+        <w:t>雅各書3:2</w:t>
+      </w:r>
     </w:p>
     <w:p>
       <w:pPr>
@@ -444,18 +432,12 @@
           <w:lang w:val="zh_TW" w:bidi="zh_TW"/>
         </w:rPr>
       </w:r>
-      <w:hyperlink r:id="rId15">
-        <w:r>
-          <w:rPr>
-            <w:lang w:val="zh_TW" w:bidi="zh_TW"/>
-          </w:rPr>
-          <w:rPr>
-            <w:color w:val="0000EE"/>
-            <w:u w:val="single"/>
-          </w:rPr>
-          <w:t>馬太福音5:46–48</w:t>
-        </w:r>
-      </w:hyperlink>
+      <w:r>
+        <w:rPr>
+          <w:lang w:val="zh_TW" w:bidi="zh_TW"/>
+        </w:rPr>
+        <w:t>馬太福音5:46–48</w:t>
+      </w:r>
     </w:p>
     <w:p>
       <w:pPr>
@@ -468,18 +450,12 @@
           <w:lang w:val="zh_TW" w:bidi="zh_TW"/>
         </w:rPr>
       </w:r>
-      <w:hyperlink r:id="rId16">
-        <w:r>
-          <w:rPr>
-            <w:lang w:val="zh_TW" w:bidi="zh_TW"/>
-          </w:rPr>
-          <w:rPr>
-            <w:color w:val="0000EE"/>
-            <w:u w:val="single"/>
-          </w:rPr>
-          <w:t>詩篇19:7–8</w:t>
-        </w:r>
-      </w:hyperlink>
+      <w:r>
+        <w:rPr>
+          <w:lang w:val="zh_TW" w:bidi="zh_TW"/>
+        </w:rPr>
+        <w:t>詩篇19:7–8</w:t>
+      </w:r>
     </w:p>
     <w:p>
       <w:pPr>
@@ -748,18 +724,12 @@
           <w:lang w:val="zh_TW" w:bidi="zh_TW"/>
         </w:rPr>
       </w:r>
-      <w:hyperlink r:id="rId17">
-        <w:r>
-          <w:rPr>
-            <w:lang w:val="zh_TW" w:bidi="zh_TW"/>
-          </w:rPr>
-          <w:rPr>
-            <w:color w:val="0000EE"/>
-            <w:u w:val="single"/>
-          </w:rPr>
-          <w:t>約翰壹書2:2</w:t>
-        </w:r>
-      </w:hyperlink>
+      <w:r>
+        <w:rPr>
+          <w:lang w:val="zh_TW" w:bidi="zh_TW"/>
+        </w:rPr>
+        <w:t>約翰壹書2:2</w:t>
+      </w:r>
     </w:p>
     <w:p>
       <w:pPr>
@@ -772,18 +742,12 @@
           <w:lang w:val="zh_TW" w:bidi="zh_TW"/>
         </w:rPr>
       </w:r>
-      <w:hyperlink r:id="rId18">
-        <w:r>
-          <w:rPr>
-            <w:lang w:val="zh_TW" w:bidi="zh_TW"/>
-          </w:rPr>
-          <w:rPr>
-            <w:color w:val="0000EE"/>
-            <w:u w:val="single"/>
-          </w:rPr>
-          <w:t>約翰壹書4:10</w:t>
-        </w:r>
-      </w:hyperlink>
+      <w:r>
+        <w:rPr>
+          <w:lang w:val="zh_TW" w:bidi="zh_TW"/>
+        </w:rPr>
+        <w:t>約翰壹書4:10</w:t>
+      </w:r>
     </w:p>
     <w:p>
       <w:pPr>
@@ -796,18 +760,12 @@
           <w:lang w:val="zh_TW" w:bidi="zh_TW"/>
         </w:rPr>
       </w:r>
-      <w:hyperlink r:id="rId19">
-        <w:r>
-          <w:rPr>
-            <w:lang w:val="zh_TW" w:bidi="zh_TW"/>
-          </w:rPr>
-          <w:rPr>
-            <w:color w:val="0000EE"/>
-            <w:u w:val="single"/>
-          </w:rPr>
-          <w:t>羅馬書3:25–26</w:t>
-        </w:r>
-      </w:hyperlink>
+      <w:r>
+        <w:rPr>
+          <w:lang w:val="zh_TW" w:bidi="zh_TW"/>
+        </w:rPr>
+        <w:t>羅馬書3:25–26</w:t>
+      </w:r>
     </w:p>
     <w:p>
       <w:pPr>
@@ -1124,18 +1082,12 @@
           <w:lang w:val="zh_TW" w:bidi="zh_TW"/>
         </w:rPr>
       </w:r>
-      <w:hyperlink r:id="rId20">
-        <w:r>
-          <w:rPr>
-            <w:lang w:val="zh_TW" w:bidi="zh_TW"/>
-          </w:rPr>
-          <w:rPr>
-            <w:color w:val="0000EE"/>
-            <w:u w:val="single"/>
-          </w:rPr>
-          <w:t>撒迦利亞書13:2</w:t>
-        </w:r>
-      </w:hyperlink>
+      <w:r>
+        <w:rPr>
+          <w:lang w:val="zh_TW" w:bidi="zh_TW"/>
+        </w:rPr>
+        <w:t>撒迦利亞書13:2</w:t>
+      </w:r>
     </w:p>
     <w:p>
       <w:pPr>

--- a/zht/docx/187.content.docx
+++ b/zht/docx/187.content.docx
@@ -663,19 +663,7 @@
         <w:rPr>
           <w:lang w:val="zh_TW" w:bidi="zh_TW"/>
         </w:rPr>
-        <w:t>、</w:t>
-      </w:r>
-      <w:r>
-        <w:rPr>
-          <w:lang w:val="zh_TW" w:bidi="zh_TW"/>
-        </w:rPr>
-        <w:t>永恆</w:t>
-      </w:r>
-      <w:r>
-        <w:rPr>
-          <w:lang w:val="zh_TW" w:bidi="zh_TW"/>
-        </w:rPr>
-        <w:t>、</w:t>
+        <w:t>、永恆、</w:t>
       </w:r>
       <w:r>
         <w:rPr>
